--- a/tillsyn/A 61410-2025 tillsynsbegäran.docx
+++ b/tillsyn/A 61410-2025 tillsynsbegäran.docx
@@ -218,7 +218,7 @@
     <w:r>
       <w:tab/>
       <w:tab/>
-      <w:t>2025-12-11</w:t>
+      <w:t>2025-12-12</w:t>
       <w:br/>
       <w:br/>
     </w:r>

--- a/tillsyn/A 61410-2025 tillsynsbegäran.docx
+++ b/tillsyn/A 61410-2025 tillsynsbegäran.docx
@@ -218,7 +218,7 @@
     <w:r>
       <w:tab/>
       <w:tab/>
-      <w:t>2025-12-12</w:t>
+      <w:t>2025-12-13</w:t>
       <w:br/>
       <w:br/>
     </w:r>

--- a/tillsyn/A 61410-2025 tillsynsbegäran.docx
+++ b/tillsyn/A 61410-2025 tillsynsbegäran.docx
@@ -218,7 +218,7 @@
     <w:r>
       <w:tab/>
       <w:tab/>
-      <w:t>2025-12-19</w:t>
+      <w:t>2025-12-20</w:t>
       <w:br/>
       <w:br/>
     </w:r>

--- a/tillsyn/A 61410-2025 tillsynsbegäran.docx
+++ b/tillsyn/A 61410-2025 tillsynsbegäran.docx
@@ -218,7 +218,7 @@
     <w:r>
       <w:tab/>
       <w:tab/>
-      <w:t>2025-12-20</w:t>
+      <w:t>2025-12-21</w:t>
       <w:br/>
       <w:br/>
     </w:r>

--- a/tillsyn/A 61410-2025 tillsynsbegäran.docx
+++ b/tillsyn/A 61410-2025 tillsynsbegäran.docx
@@ -218,7 +218,7 @@
     <w:r>
       <w:tab/>
       <w:tab/>
-      <w:t>2025-12-21</w:t>
+      <w:t>2025-12-22</w:t>
       <w:br/>
       <w:br/>
     </w:r>

--- a/tillsyn/A 61410-2025 tillsynsbegäran.docx
+++ b/tillsyn/A 61410-2025 tillsynsbegäran.docx
@@ -218,7 +218,7 @@
     <w:r>
       <w:tab/>
       <w:tab/>
-      <w:t>2025-12-22</w:t>
+      <w:t>2025-12-26</w:t>
       <w:br/>
       <w:br/>
     </w:r>

--- a/tillsyn/A 61410-2025 tillsynsbegäran.docx
+++ b/tillsyn/A 61410-2025 tillsynsbegäran.docx
@@ -218,7 +218,7 @@
     <w:r>
       <w:tab/>
       <w:tab/>
-      <w:t>2026-01-07</w:t>
+      <w:t>2026-01-08</w:t>
       <w:br/>
       <w:br/>
     </w:r>

--- a/tillsyn/A 61410-2025 tillsynsbegäran.docx
+++ b/tillsyn/A 61410-2025 tillsynsbegäran.docx
@@ -218,7 +218,7 @@
     <w:r>
       <w:tab/>
       <w:tab/>
-      <w:t>2026-01-08</w:t>
+      <w:t>2026-01-09</w:t>
       <w:br/>
       <w:br/>
     </w:r>

--- a/tillsyn/A 61410-2025 tillsynsbegäran.docx
+++ b/tillsyn/A 61410-2025 tillsynsbegäran.docx
@@ -218,7 +218,7 @@
     <w:r>
       <w:tab/>
       <w:tab/>
-      <w:t>2026-01-09</w:t>
+      <w:t>2026-01-10</w:t>
       <w:br/>
       <w:br/>
     </w:r>

--- a/tillsyn/A 61410-2025 tillsynsbegäran.docx
+++ b/tillsyn/A 61410-2025 tillsynsbegäran.docx
@@ -218,7 +218,7 @@
     <w:r>
       <w:tab/>
       <w:tab/>
-      <w:t>2026-01-10</w:t>
+      <w:t>2026-01-11</w:t>
       <w:br/>
       <w:br/>
     </w:r>

--- a/tillsyn/A 61410-2025 tillsynsbegäran.docx
+++ b/tillsyn/A 61410-2025 tillsynsbegäran.docx
@@ -218,7 +218,7 @@
     <w:r>
       <w:tab/>
       <w:tab/>
-      <w:t>2026-01-11</w:t>
+      <w:t>2026-01-12</w:t>
       <w:br/>
       <w:br/>
     </w:r>

--- a/tillsyn/A 61410-2025 tillsynsbegäran.docx
+++ b/tillsyn/A 61410-2025 tillsynsbegäran.docx
@@ -218,7 +218,7 @@
     <w:r>
       <w:tab/>
       <w:tab/>
-      <w:t>2026-01-12</w:t>
+      <w:t>2026-01-13</w:t>
       <w:br/>
       <w:br/>
     </w:r>

--- a/tillsyn/A 61410-2025 tillsynsbegäran.docx
+++ b/tillsyn/A 61410-2025 tillsynsbegäran.docx
@@ -218,7 +218,7 @@
     <w:r>
       <w:tab/>
       <w:tab/>
-      <w:t>2026-01-13</w:t>
+      <w:t>2026-01-14</w:t>
       <w:br/>
       <w:br/>
     </w:r>

--- a/tillsyn/A 61410-2025 tillsynsbegäran.docx
+++ b/tillsyn/A 61410-2025 tillsynsbegäran.docx
@@ -218,7 +218,7 @@
     <w:r>
       <w:tab/>
       <w:tab/>
-      <w:t>2026-01-14</w:t>
+      <w:t>2026-01-15</w:t>
       <w:br/>
       <w:br/>
     </w:r>

--- a/tillsyn/A 61410-2025 tillsynsbegäran.docx
+++ b/tillsyn/A 61410-2025 tillsynsbegäran.docx
@@ -218,7 +218,7 @@
     <w:r>
       <w:tab/>
       <w:tab/>
-      <w:t>2026-01-15</w:t>
+      <w:t>2026-01-16</w:t>
       <w:br/>
       <w:br/>
     </w:r>

--- a/tillsyn/A 61410-2025 tillsynsbegäran.docx
+++ b/tillsyn/A 61410-2025 tillsynsbegäran.docx
@@ -218,7 +218,7 @@
     <w:r>
       <w:tab/>
       <w:tab/>
-      <w:t>2026-01-16</w:t>
+      <w:t>2026-01-17</w:t>
       <w:br/>
       <w:br/>
     </w:r>

--- a/tillsyn/A 61410-2025 tillsynsbegäran.docx
+++ b/tillsyn/A 61410-2025 tillsynsbegäran.docx
@@ -218,7 +218,7 @@
     <w:r>
       <w:tab/>
       <w:tab/>
-      <w:t>2026-01-17</w:t>
+      <w:t>2026-01-18</w:t>
       <w:br/>
       <w:br/>
     </w:r>

--- a/tillsyn/A 61410-2025 tillsynsbegäran.docx
+++ b/tillsyn/A 61410-2025 tillsynsbegäran.docx
@@ -218,7 +218,7 @@
     <w:r>
       <w:tab/>
       <w:tab/>
-      <w:t>2026-01-18</w:t>
+      <w:t>2026-01-19</w:t>
       <w:br/>
       <w:br/>
     </w:r>

--- a/tillsyn/A 61410-2025 tillsynsbegäran.docx
+++ b/tillsyn/A 61410-2025 tillsynsbegäran.docx
@@ -218,7 +218,7 @@
     <w:r>
       <w:tab/>
       <w:tab/>
-      <w:t>2026-01-19</w:t>
+      <w:t>2026-01-20</w:t>
       <w:br/>
       <w:br/>
     </w:r>

--- a/tillsyn/A 61410-2025 tillsynsbegäran.docx
+++ b/tillsyn/A 61410-2025 tillsynsbegäran.docx
@@ -218,7 +218,7 @@
     <w:r>
       <w:tab/>
       <w:tab/>
-      <w:t>2026-01-20</w:t>
+      <w:t>2026-01-21</w:t>
       <w:br/>
       <w:br/>
     </w:r>

--- a/tillsyn/A 61410-2025 tillsynsbegäran.docx
+++ b/tillsyn/A 61410-2025 tillsynsbegäran.docx
@@ -218,7 +218,7 @@
     <w:r>
       <w:tab/>
       <w:tab/>
-      <w:t>2026-01-21</w:t>
+      <w:t>2026-01-23</w:t>
       <w:br/>
       <w:br/>
     </w:r>

--- a/tillsyn/A 61410-2025 tillsynsbegäran.docx
+++ b/tillsyn/A 61410-2025 tillsynsbegäran.docx
@@ -218,7 +218,7 @@
     <w:r>
       <w:tab/>
       <w:tab/>
-      <w:t>2026-01-23</w:t>
+      <w:t>2026-01-24</w:t>
       <w:br/>
       <w:br/>
     </w:r>

--- a/tillsyn/A 61410-2025 tillsynsbegäran.docx
+++ b/tillsyn/A 61410-2025 tillsynsbegäran.docx
@@ -218,7 +218,7 @@
     <w:r>
       <w:tab/>
       <w:tab/>
-      <w:t>2026-01-24</w:t>
+      <w:t>2026-01-25</w:t>
       <w:br/>
       <w:br/>
     </w:r>

--- a/tillsyn/A 61410-2025 tillsynsbegäran.docx
+++ b/tillsyn/A 61410-2025 tillsynsbegäran.docx
@@ -218,7 +218,7 @@
     <w:r>
       <w:tab/>
       <w:tab/>
-      <w:t>2026-01-25</w:t>
+      <w:t>2026-01-26</w:t>
       <w:br/>
       <w:br/>
     </w:r>

--- a/tillsyn/A 61410-2025 tillsynsbegäran.docx
+++ b/tillsyn/A 61410-2025 tillsynsbegäran.docx
@@ -218,7 +218,7 @@
     <w:r>
       <w:tab/>
       <w:tab/>
-      <w:t>2026-01-26</w:t>
+      <w:t>2026-01-27</w:t>
       <w:br/>
       <w:br/>
     </w:r>

--- a/tillsyn/A 61410-2025 tillsynsbegäran.docx
+++ b/tillsyn/A 61410-2025 tillsynsbegäran.docx
@@ -218,7 +218,7 @@
     <w:r>
       <w:tab/>
       <w:tab/>
-      <w:t>2026-01-27</w:t>
+      <w:t>2026-01-28</w:t>
       <w:br/>
       <w:br/>
     </w:r>

--- a/tillsyn/A 61410-2025 tillsynsbegäran.docx
+++ b/tillsyn/A 61410-2025 tillsynsbegäran.docx
@@ -90,6 +90,35 @@
         <w:t>Figur 1. Fyndplatser för naturvårdsarter i det avverkningsanmälda området (röd linje). Markörer utan svart kant är placerade på fyndplatsen. Markörer med svart kant är placerade vid sidan av fyndplatsen och har ett svart streck som visar fyndplatsens exakta position. Kartans mittpunktskoordinat är N 6685132, E 691550 i SWEREF 99 TM.</w:t>
       </w:r>
     </w:p>
+    <w:p>
+      <w:r>
+        <w:rPr>
+          <w:b/>
+        </w:rPr>
+        <w:t xml:space="preserve">Trådticka </w:t>
+      </w:r>
+      <w:r>
+        <w:t xml:space="preserve">är knuten till grova granar i rikare ofta fuktiga miljöer. Den återfinns på både levande och döda träd samt stubbar och nyligen fallna träd. Karaktärsart för äldre fuktiga granskogsbiotoper, och i stor mängd är den en bra signalart för miljöer med andra rödlistade arter. Trådticka är typisk art för </w:t>
+      </w:r>
+      <w:r>
+        <w:rPr>
+          <w:i/>
+        </w:rPr>
+        <w:t xml:space="preserve">9010 Taiga </w:t>
+      </w:r>
+      <w:r>
+        <w:t xml:space="preserve">och </w:t>
+      </w:r>
+      <w:r>
+        <w:rPr>
+          <w:i/>
+        </w:rPr>
+        <w:t xml:space="preserve">9050 Näringsrik granskog </w:t>
+      </w:r>
+      <w:r>
+        <w:t>(SLU Artdatabanken, 2025).</w:t>
+      </w:r>
+    </w:p>
     <w:sectPr>
       <w:headerReference w:type="even" r:id="rId8"/>
       <w:headerReference w:type="default" r:id="rId9"/>
@@ -218,7 +247,7 @@
     <w:r>
       <w:tab/>
       <w:tab/>
-      <w:t>2026-01-28</w:t>
+      <w:t>2026-01-29</w:t>
       <w:br/>
       <w:br/>
     </w:r>

--- a/tillsyn/A 61410-2025 tillsynsbegäran.docx
+++ b/tillsyn/A 61410-2025 tillsynsbegäran.docx
@@ -247,7 +247,7 @@
     <w:r>
       <w:tab/>
       <w:tab/>
-      <w:t>2026-01-29</w:t>
+      <w:t>2026-01-30</w:t>
       <w:br/>
       <w:br/>
     </w:r>

--- a/tillsyn/A 61410-2025 tillsynsbegäran.docx
+++ b/tillsyn/A 61410-2025 tillsynsbegäran.docx
@@ -247,7 +247,7 @@
     <w:r>
       <w:tab/>
       <w:tab/>
-      <w:t>2026-01-30</w:t>
+      <w:t>2026-01-31</w:t>
       <w:br/>
       <w:br/>
     </w:r>

--- a/tillsyn/A 61410-2025 tillsynsbegäran.docx
+++ b/tillsyn/A 61410-2025 tillsynsbegäran.docx
@@ -247,7 +247,7 @@
     <w:r>
       <w:tab/>
       <w:tab/>
-      <w:t>2026-03-01</w:t>
+      <w:t>2026-03-02</w:t>
       <w:br/>
       <w:br/>
     </w:r>

--- a/tillsyn/A 61410-2025 tillsynsbegäran.docx
+++ b/tillsyn/A 61410-2025 tillsynsbegäran.docx
@@ -247,7 +247,7 @@
     <w:r>
       <w:tab/>
       <w:tab/>
-      <w:t>2026-03-02</w:t>
+      <w:t>2026-03-03</w:t>
       <w:br/>
       <w:br/>
     </w:r>

--- a/tillsyn/A 61410-2025 tillsynsbegäran.docx
+++ b/tillsyn/A 61410-2025 tillsynsbegäran.docx
@@ -247,7 +247,7 @@
     <w:r>
       <w:tab/>
       <w:tab/>
-      <w:t>2026-03-03</w:t>
+      <w:t>2026-03-04</w:t>
       <w:br/>
       <w:br/>
     </w:r>

--- a/tillsyn/A 61410-2025 tillsynsbegäran.docx
+++ b/tillsyn/A 61410-2025 tillsynsbegäran.docx
@@ -247,7 +247,7 @@
     <w:r>
       <w:tab/>
       <w:tab/>
-      <w:t>2026-03-04</w:t>
+      <w:t>2026-03-05</w:t>
       <w:br/>
       <w:br/>
     </w:r>

--- a/tillsyn/A 61410-2025 tillsynsbegäran.docx
+++ b/tillsyn/A 61410-2025 tillsynsbegäran.docx
@@ -247,7 +247,7 @@
     <w:r>
       <w:tab/>
       <w:tab/>
-      <w:t>2026-03-05</w:t>
+      <w:t>2026-03-06</w:t>
       <w:br/>
       <w:br/>
     </w:r>

--- a/tillsyn/A 61410-2025 tillsynsbegäran.docx
+++ b/tillsyn/A 61410-2025 tillsynsbegäran.docx
@@ -247,7 +247,7 @@
     <w:r>
       <w:tab/>
       <w:tab/>
-      <w:t>2026-03-06</w:t>
+      <w:t>2026-03-07</w:t>
       <w:br/>
       <w:br/>
     </w:r>

--- a/tillsyn/A 61410-2025 tillsynsbegäran.docx
+++ b/tillsyn/A 61410-2025 tillsynsbegäran.docx
@@ -247,7 +247,7 @@
     <w:r>
       <w:tab/>
       <w:tab/>
-      <w:t>2026-03-07</w:t>
+      <w:t>2026-03-08</w:t>
       <w:br/>
       <w:br/>
     </w:r>

--- a/tillsyn/A 61410-2025 tillsynsbegäran.docx
+++ b/tillsyn/A 61410-2025 tillsynsbegäran.docx
@@ -247,7 +247,7 @@
     <w:r>
       <w:tab/>
       <w:tab/>
-      <w:t>2026-03-08</w:t>
+      <w:t>2026-03-09</w:t>
       <w:br/>
       <w:br/>
     </w:r>

--- a/tillsyn/A 61410-2025 tillsynsbegäran.docx
+++ b/tillsyn/A 61410-2025 tillsynsbegäran.docx
@@ -247,7 +247,7 @@
     <w:r>
       <w:tab/>
       <w:tab/>
-      <w:t>2026-03-09</w:t>
+      <w:t>2026-03-10</w:t>
       <w:br/>
       <w:br/>
     </w:r>

--- a/tillsyn/A 61410-2025 tillsynsbegäran.docx
+++ b/tillsyn/A 61410-2025 tillsynsbegäran.docx
@@ -247,7 +247,7 @@
     <w:r>
       <w:tab/>
       <w:tab/>
-      <w:t>2026-03-10</w:t>
+      <w:t>2026-03-11</w:t>
       <w:br/>
       <w:br/>
     </w:r>

--- a/tillsyn/A 61410-2025 tillsynsbegäran.docx
+++ b/tillsyn/A 61410-2025 tillsynsbegäran.docx
@@ -247,7 +247,7 @@
     <w:r>
       <w:tab/>
       <w:tab/>
-      <w:t>2026-03-11</w:t>
+      <w:t>2026-03-12</w:t>
       <w:br/>
       <w:br/>
     </w:r>

--- a/tillsyn/A 61410-2025 tillsynsbegäran.docx
+++ b/tillsyn/A 61410-2025 tillsynsbegäran.docx
@@ -247,7 +247,7 @@
     <w:r>
       <w:tab/>
       <w:tab/>
-      <w:t>2026-03-12</w:t>
+      <w:t>2026-03-13</w:t>
       <w:br/>
       <w:br/>
     </w:r>

--- a/tillsyn/A 61410-2025 tillsynsbegäran.docx
+++ b/tillsyn/A 61410-2025 tillsynsbegäran.docx
@@ -247,7 +247,7 @@
     <w:r>
       <w:tab/>
       <w:tab/>
-      <w:t>2026-03-13</w:t>
+      <w:t>2026-03-16</w:t>
       <w:br/>
       <w:br/>
     </w:r>

--- a/tillsyn/A 61410-2025 tillsynsbegäran.docx
+++ b/tillsyn/A 61410-2025 tillsynsbegäran.docx
@@ -247,7 +247,7 @@
     <w:r>
       <w:tab/>
       <w:tab/>
-      <w:t>2026-03-16</w:t>
+      <w:t>2026-03-17</w:t>
       <w:br/>
       <w:br/>
     </w:r>

--- a/tillsyn/A 61410-2025 tillsynsbegäran.docx
+++ b/tillsyn/A 61410-2025 tillsynsbegäran.docx
@@ -247,7 +247,7 @@
     <w:r>
       <w:tab/>
       <w:tab/>
-      <w:t>2026-03-17</w:t>
+      <w:t>2026-03-18</w:t>
       <w:br/>
       <w:br/>
     </w:r>

--- a/tillsyn/A 61410-2025 tillsynsbegäran.docx
+++ b/tillsyn/A 61410-2025 tillsynsbegäran.docx
@@ -247,7 +247,7 @@
     <w:r>
       <w:tab/>
       <w:tab/>
-      <w:t>2026-03-18</w:t>
+      <w:t>2026-03-19</w:t>
       <w:br/>
       <w:br/>
     </w:r>

--- a/tillsyn/A 61410-2025 tillsynsbegäran.docx
+++ b/tillsyn/A 61410-2025 tillsynsbegäran.docx
@@ -247,7 +247,7 @@
     <w:r>
       <w:tab/>
       <w:tab/>
-      <w:t>2026-03-19</w:t>
+      <w:t>2026-03-20</w:t>
       <w:br/>
       <w:br/>
     </w:r>

--- a/tillsyn/A 61410-2025 tillsynsbegäran.docx
+++ b/tillsyn/A 61410-2025 tillsynsbegäran.docx
@@ -247,7 +247,7 @@
     <w:r>
       <w:tab/>
       <w:tab/>
-      <w:t>2026-03-20</w:t>
+      <w:t>2026-03-21</w:t>
       <w:br/>
       <w:br/>
     </w:r>

--- a/tillsyn/A 61410-2025 tillsynsbegäran.docx
+++ b/tillsyn/A 61410-2025 tillsynsbegäran.docx
@@ -247,7 +247,7 @@
     <w:r>
       <w:tab/>
       <w:tab/>
-      <w:t>2026-03-21</w:t>
+      <w:t>2026-03-22</w:t>
       <w:br/>
       <w:br/>
     </w:r>

--- a/tillsyn/A 61410-2025 tillsynsbegäran.docx
+++ b/tillsyn/A 61410-2025 tillsynsbegäran.docx
@@ -247,7 +247,7 @@
     <w:r>
       <w:tab/>
       <w:tab/>
-      <w:t>2026-03-22</w:t>
+      <w:t>2026-03-23</w:t>
       <w:br/>
       <w:br/>
     </w:r>

--- a/tillsyn/A 61410-2025 tillsynsbegäran.docx
+++ b/tillsyn/A 61410-2025 tillsynsbegäran.docx
@@ -247,7 +247,7 @@
     <w:r>
       <w:tab/>
       <w:tab/>
-      <w:t>2026-03-23</w:t>
+      <w:t>2026-03-24</w:t>
       <w:br/>
       <w:br/>
     </w:r>

--- a/tillsyn/A 61410-2025 tillsynsbegäran.docx
+++ b/tillsyn/A 61410-2025 tillsynsbegäran.docx
@@ -247,7 +247,7 @@
     <w:r>
       <w:tab/>
       <w:tab/>
-      <w:t>2026-03-24</w:t>
+      <w:t>2026-03-25</w:t>
       <w:br/>
       <w:br/>
     </w:r>

--- a/tillsyn/A 61410-2025 tillsynsbegäran.docx
+++ b/tillsyn/A 61410-2025 tillsynsbegäran.docx
@@ -247,7 +247,7 @@
     <w:r>
       <w:tab/>
       <w:tab/>
-      <w:t>2026-03-25</w:t>
+      <w:t>2026-03-26</w:t>
       <w:br/>
       <w:br/>
     </w:r>

--- a/tillsyn/A 61410-2025 tillsynsbegäran.docx
+++ b/tillsyn/A 61410-2025 tillsynsbegäran.docx
@@ -247,7 +247,7 @@
     <w:r>
       <w:tab/>
       <w:tab/>
-      <w:t>2026-03-26</w:t>
+      <w:t>2026-03-27</w:t>
       <w:br/>
       <w:br/>
     </w:r>

--- a/tillsyn/A 61410-2025 tillsynsbegäran.docx
+++ b/tillsyn/A 61410-2025 tillsynsbegäran.docx
@@ -247,7 +247,7 @@
     <w:r>
       <w:tab/>
       <w:tab/>
-      <w:t>2026-03-27</w:t>
+      <w:t>2026-03-28</w:t>
       <w:br/>
       <w:br/>
     </w:r>

--- a/tillsyn/A 61410-2025 tillsynsbegäran.docx
+++ b/tillsyn/A 61410-2025 tillsynsbegäran.docx
@@ -247,7 +247,7 @@
     <w:r>
       <w:tab/>
       <w:tab/>
-      <w:t>2026-03-28</w:t>
+      <w:t>2026-03-29</w:t>
       <w:br/>
       <w:br/>
     </w:r>

--- a/tillsyn/A 61410-2025 tillsynsbegäran.docx
+++ b/tillsyn/A 61410-2025 tillsynsbegäran.docx
@@ -247,7 +247,7 @@
     <w:r>
       <w:tab/>
       <w:tab/>
-      <w:t>2026-03-29</w:t>
+      <w:t>2026-03-30</w:t>
       <w:br/>
       <w:br/>
     </w:r>

--- a/tillsyn/A 61410-2025 tillsynsbegäran.docx
+++ b/tillsyn/A 61410-2025 tillsynsbegäran.docx
@@ -247,7 +247,7 @@
     <w:r>
       <w:tab/>
       <w:tab/>
-      <w:t>2026-03-30</w:t>
+      <w:t>2026-03-31</w:t>
       <w:br/>
       <w:br/>
     </w:r>

--- a/tillsyn/A 61410-2025 tillsynsbegäran.docx
+++ b/tillsyn/A 61410-2025 tillsynsbegäran.docx
@@ -247,7 +247,7 @@
     <w:r>
       <w:tab/>
       <w:tab/>
-      <w:t>2026-03-31</w:t>
+      <w:t>2026-04-01</w:t>
       <w:br/>
       <w:br/>
     </w:r>

--- a/tillsyn/A 61410-2025 tillsynsbegäran.docx
+++ b/tillsyn/A 61410-2025 tillsynsbegäran.docx
@@ -247,7 +247,7 @@
     <w:r>
       <w:tab/>
       <w:tab/>
-      <w:t>2026-04-01</w:t>
+      <w:t>2026-04-02</w:t>
       <w:br/>
       <w:br/>
     </w:r>

--- a/tillsyn/A 61410-2025 tillsynsbegäran.docx
+++ b/tillsyn/A 61410-2025 tillsynsbegäran.docx
@@ -247,7 +247,7 @@
     <w:r>
       <w:tab/>
       <w:tab/>
-      <w:t>2026-04-02</w:t>
+      <w:t>2026-04-03</w:t>
       <w:br/>
       <w:br/>
     </w:r>

--- a/tillsyn/A 61410-2025 tillsynsbegäran.docx
+++ b/tillsyn/A 61410-2025 tillsynsbegäran.docx
@@ -247,7 +247,7 @@
     <w:r>
       <w:tab/>
       <w:tab/>
-      <w:t>2026-04-03</w:t>
+      <w:t>2026-04-04</w:t>
       <w:br/>
       <w:br/>
     </w:r>

--- a/tillsyn/A 61410-2025 tillsynsbegäran.docx
+++ b/tillsyn/A 61410-2025 tillsynsbegäran.docx
@@ -247,7 +247,7 @@
     <w:r>
       <w:tab/>
       <w:tab/>
-      <w:t>2026-04-04</w:t>
+      <w:t>2026-04-05</w:t>
       <w:br/>
       <w:br/>
     </w:r>

--- a/tillsyn/A 61410-2025 tillsynsbegäran.docx
+++ b/tillsyn/A 61410-2025 tillsynsbegäran.docx
@@ -247,7 +247,7 @@
     <w:r>
       <w:tab/>
       <w:tab/>
-      <w:t>2026-04-05</w:t>
+      <w:t>2026-04-06</w:t>
       <w:br/>
       <w:br/>
     </w:r>

--- a/tillsyn/A 61410-2025 tillsynsbegäran.docx
+++ b/tillsyn/A 61410-2025 tillsynsbegäran.docx
@@ -247,7 +247,7 @@
     <w:r>
       <w:tab/>
       <w:tab/>
-      <w:t>2026-04-06</w:t>
+      <w:t>2026-04-07</w:t>
       <w:br/>
       <w:br/>
     </w:r>

--- a/tillsyn/A 61410-2025 tillsynsbegäran.docx
+++ b/tillsyn/A 61410-2025 tillsynsbegäran.docx
@@ -247,7 +247,7 @@
     <w:r>
       <w:tab/>
       <w:tab/>
-      <w:t>2026-04-07</w:t>
+      <w:t>2026-04-08</w:t>
       <w:br/>
       <w:br/>
     </w:r>

--- a/tillsyn/A 61410-2025 tillsynsbegäran.docx
+++ b/tillsyn/A 61410-2025 tillsynsbegäran.docx
@@ -247,7 +247,7 @@
     <w:r>
       <w:tab/>
       <w:tab/>
-      <w:t>2026-04-08</w:t>
+      <w:t>2026-04-09</w:t>
       <w:br/>
       <w:br/>
     </w:r>

--- a/tillsyn/A 61410-2025 tillsynsbegäran.docx
+++ b/tillsyn/A 61410-2025 tillsynsbegäran.docx
@@ -247,7 +247,7 @@
     <w:r>
       <w:tab/>
       <w:tab/>
-      <w:t>2026-04-09</w:t>
+      <w:t>2026-04-10</w:t>
       <w:br/>
       <w:br/>
     </w:r>

--- a/tillsyn/A 61410-2025 tillsynsbegäran.docx
+++ b/tillsyn/A 61410-2025 tillsynsbegäran.docx
@@ -247,7 +247,7 @@
     <w:r>
       <w:tab/>
       <w:tab/>
-      <w:t>2026-04-10</w:t>
+      <w:t>2026-04-11</w:t>
       <w:br/>
       <w:br/>
     </w:r>

--- a/tillsyn/A 61410-2025 tillsynsbegäran.docx
+++ b/tillsyn/A 61410-2025 tillsynsbegäran.docx
@@ -247,7 +247,7 @@
     <w:r>
       <w:tab/>
       <w:tab/>
-      <w:t>2026-04-11</w:t>
+      <w:t>2026-04-12</w:t>
       <w:br/>
       <w:br/>
     </w:r>

--- a/tillsyn/A 61410-2025 tillsynsbegäran.docx
+++ b/tillsyn/A 61410-2025 tillsynsbegäran.docx
@@ -247,7 +247,7 @@
     <w:r>
       <w:tab/>
       <w:tab/>
-      <w:t>2026-04-14</w:t>
+      <w:t>2026-04-15</w:t>
       <w:br/>
       <w:br/>
     </w:r>

--- a/tillsyn/A 61410-2025 tillsynsbegäran.docx
+++ b/tillsyn/A 61410-2025 tillsynsbegäran.docx
@@ -247,7 +247,7 @@
     <w:r>
       <w:tab/>
       <w:tab/>
-      <w:t>2026-04-15</w:t>
+      <w:t>2026-04-16</w:t>
       <w:br/>
       <w:br/>
     </w:r>

--- a/tillsyn/A 61410-2025 tillsynsbegäran.docx
+++ b/tillsyn/A 61410-2025 tillsynsbegäran.docx
@@ -247,7 +247,7 @@
     <w:r>
       <w:tab/>
       <w:tab/>
-      <w:t>2026-04-16</w:t>
+      <w:t>2026-04-17</w:t>
       <w:br/>
       <w:br/>
     </w:r>

--- a/tillsyn/A 61410-2025 tillsynsbegäran.docx
+++ b/tillsyn/A 61410-2025 tillsynsbegäran.docx
@@ -247,7 +247,7 @@
     <w:r>
       <w:tab/>
       <w:tab/>
-      <w:t>2026-04-17</w:t>
+      <w:t>2026-04-18</w:t>
       <w:br/>
       <w:br/>
     </w:r>

--- a/tillsyn/A 61410-2025 tillsynsbegäran.docx
+++ b/tillsyn/A 61410-2025 tillsynsbegäran.docx
@@ -247,7 +247,7 @@
     <w:r>
       <w:tab/>
       <w:tab/>
-      <w:t>2026-04-18</w:t>
+      <w:t>2026-04-19</w:t>
       <w:br/>
       <w:br/>
     </w:r>

--- a/tillsyn/A 61410-2025 tillsynsbegäran.docx
+++ b/tillsyn/A 61410-2025 tillsynsbegäran.docx
@@ -247,7 +247,7 @@
     <w:r>
       <w:tab/>
       <w:tab/>
-      <w:t>2026-04-19</w:t>
+      <w:t>2026-04-20</w:t>
       <w:br/>
       <w:br/>
     </w:r>

--- a/tillsyn/A 61410-2025 tillsynsbegäran.docx
+++ b/tillsyn/A 61410-2025 tillsynsbegäran.docx
@@ -247,7 +247,7 @@
     <w:r>
       <w:tab/>
       <w:tab/>
-      <w:t>2026-04-20</w:t>
+      <w:t>2026-04-21</w:t>
       <w:br/>
       <w:br/>
     </w:r>

--- a/tillsyn/A 61410-2025 tillsynsbegäran.docx
+++ b/tillsyn/A 61410-2025 tillsynsbegäran.docx
@@ -247,7 +247,7 @@
     <w:r>
       <w:tab/>
       <w:tab/>
-      <w:t>2026-04-21</w:t>
+      <w:t>2026-04-22</w:t>
       <w:br/>
       <w:br/>
     </w:r>

--- a/tillsyn/A 61410-2025 tillsynsbegäran.docx
+++ b/tillsyn/A 61410-2025 tillsynsbegäran.docx
@@ -247,7 +247,7 @@
     <w:r>
       <w:tab/>
       <w:tab/>
-      <w:t>2026-04-22</w:t>
+      <w:t>2026-04-23</w:t>
       <w:br/>
       <w:br/>
     </w:r>

--- a/tillsyn/A 61410-2025 tillsynsbegäran.docx
+++ b/tillsyn/A 61410-2025 tillsynsbegäran.docx
@@ -247,7 +247,7 @@
     <w:r>
       <w:tab/>
       <w:tab/>
-      <w:t>2026-04-23</w:t>
+      <w:t>2026-04-24</w:t>
       <w:br/>
       <w:br/>
     </w:r>

--- a/tillsyn/A 61410-2025 tillsynsbegäran.docx
+++ b/tillsyn/A 61410-2025 tillsynsbegäran.docx
@@ -247,7 +247,7 @@
     <w:r>
       <w:tab/>
       <w:tab/>
-      <w:t>2026-04-24</w:t>
+      <w:t>2026-04-25</w:t>
       <w:br/>
       <w:br/>
     </w:r>

--- a/tillsyn/A 61410-2025 tillsynsbegäran.docx
+++ b/tillsyn/A 61410-2025 tillsynsbegäran.docx
@@ -247,7 +247,7 @@
     <w:r>
       <w:tab/>
       <w:tab/>
-      <w:t>2026-04-25</w:t>
+      <w:t>2026-04-26</w:t>
       <w:br/>
       <w:br/>
     </w:r>

--- a/tillsyn/A 61410-2025 tillsynsbegäran.docx
+++ b/tillsyn/A 61410-2025 tillsynsbegäran.docx
@@ -247,7 +247,7 @@
     <w:r>
       <w:tab/>
       <w:tab/>
-      <w:t>2026-04-26</w:t>
+      <w:t>2026-04-27</w:t>
       <w:br/>
       <w:br/>
     </w:r>

--- a/tillsyn/A 61410-2025 tillsynsbegäran.docx
+++ b/tillsyn/A 61410-2025 tillsynsbegäran.docx
@@ -247,7 +247,7 @@
     <w:r>
       <w:tab/>
       <w:tab/>
-      <w:t>2026-04-27</w:t>
+      <w:t>2026-04-28</w:t>
       <w:br/>
       <w:br/>
     </w:r>

--- a/tillsyn/A 61410-2025 tillsynsbegäran.docx
+++ b/tillsyn/A 61410-2025 tillsynsbegäran.docx
@@ -247,7 +247,7 @@
     <w:r>
       <w:tab/>
       <w:tab/>
-      <w:t>2026-04-28</w:t>
+      <w:t>2026-04-29</w:t>
       <w:br/>
       <w:br/>
     </w:r>

--- a/tillsyn/A 61410-2025 tillsynsbegäran.docx
+++ b/tillsyn/A 61410-2025 tillsynsbegäran.docx
@@ -247,7 +247,7 @@
     <w:r>
       <w:tab/>
       <w:tab/>
-      <w:t>2026-04-29</w:t>
+      <w:t>2026-04-30</w:t>
       <w:br/>
       <w:br/>
     </w:r>

--- a/tillsyn/A 61410-2025 tillsynsbegäran.docx
+++ b/tillsyn/A 61410-2025 tillsynsbegäran.docx
@@ -247,7 +247,7 @@
     <w:r>
       <w:tab/>
       <w:tab/>
-      <w:t>2026-04-30</w:t>
+      <w:t>2026-05-01</w:t>
       <w:br/>
       <w:br/>
     </w:r>

--- a/tillsyn/A 61410-2025 tillsynsbegäran.docx
+++ b/tillsyn/A 61410-2025 tillsynsbegäran.docx
@@ -247,7 +247,7 @@
     <w:r>
       <w:tab/>
       <w:tab/>
-      <w:t>2026-05-01</w:t>
+      <w:t>2026-05-02</w:t>
       <w:br/>
       <w:br/>
     </w:r>

--- a/tillsyn/A 61410-2025 tillsynsbegäran.docx
+++ b/tillsyn/A 61410-2025 tillsynsbegäran.docx
@@ -247,7 +247,7 @@
     <w:r>
       <w:tab/>
       <w:tab/>
-      <w:t>2026-05-02</w:t>
+      <w:t>2026-05-03</w:t>
       <w:br/>
       <w:br/>
     </w:r>

--- a/tillsyn/A 61410-2025 tillsynsbegäran.docx
+++ b/tillsyn/A 61410-2025 tillsynsbegäran.docx
@@ -247,7 +247,7 @@
     <w:r>
       <w:tab/>
       <w:tab/>
-      <w:t>2026-05-16</w:t>
+      <w:t>2026-05-17</w:t>
       <w:br/>
       <w:br/>
     </w:r>
